--- a/ekzam_avalonia/Docs/test-cases-table.docx
+++ b/ekzam_avalonia/Docs/test-cases-table.docx
@@ -3,14 +3,108 @@
 <w:document xmlns:wpc="http://schemas.microsoft.com/office/word/2010/wordprocessingCanvas" xmlns:cx="http://schemas.microsoft.com/office/drawing/2014/chartex" xmlns:cx1="http://schemas.microsoft.com/office/drawing/2015/9/8/chartex" xmlns:cx2="http://schemas.microsoft.com/office/drawing/2015/10/21/chartex" xmlns:cx3="http://schemas.microsoft.com/office/drawing/2016/5/9/chartex" xmlns:cx4="http://schemas.microsoft.com/office/drawing/2016/5/10/chartex" xmlns:cx5="http://schemas.microsoft.com/office/drawing/2016/5/11/chartex" xmlns:cx6="http://schemas.microsoft.com/office/drawing/2016/5/12/chartex" xmlns:cx7="http://schemas.microsoft.com/office/drawing/2016/5/13/chartex" xmlns:cx8="http://schemas.microsoft.com/office/drawing/2016/5/14/chartex" xmlns:mc="http://schemas.openxmlformats.org/markup-compatibility/2006" xmlns:aink="http://schemas.microsoft.com/office/drawing/2016/ink" xmlns:am3d="http://schemas.microsoft.com/office/drawing/2017/model3d" xmlns:o="urn:schemas-microsoft-com:office:office" xmlns:oel="http://schemas.microsoft.com/office/2019/extlst" xmlns:r="http://schemas.openxmlformats.org/officeDocument/2006/relationships" xmlns:m="http://schemas.openxmlformats.org/officeDocument/2006/math" xmlns:v="urn:schemas-microsoft-com:vml" xmlns:wp14="http://schemas.microsoft.com/office/word/2010/wordprocessingDrawing" xmlns:wp="http://schemas.openxmlformats.org/drawingml/2006/wordprocessingDrawing" xmlns:w10="urn:schemas-microsoft-com:office:word" xmlns:w="http://schemas.openxmlformats.org/wordprocessingml/2006/main" xmlns:w14="http://schemas.microsoft.com/office/word/2010/wordml" xmlns:w15="http://schemas.microsoft.com/office/word/2012/wordml" xmlns:w16cex="http://schemas.microsoft.com/office/word/2018/wordml/cex" xmlns:w16cid="http://schemas.microsoft.com/office/word/2016/wordml/cid" xmlns:w16="http://schemas.microsoft.com/office/word/2018/wordml" xmlns:w16du="http://schemas.microsoft.com/office/word/2023/wordml/word16du" xmlns:w16sdtdh="http://schemas.microsoft.com/office/word/2020/wordml/sdtdatahash" xmlns:w16sdtfl="http://schemas.microsoft.com/office/word/2024/wordml/sdtformatlock" xmlns:w16se="http://schemas.microsoft.com/office/word/2015/wordml/symex" xmlns:wpg="http://schemas.microsoft.com/office/word/2010/wordprocessingGroup" xmlns:wpi="http://schemas.microsoft.com/office/word/2010/wordprocessingInk" xmlns:wne="http://schemas.microsoft.com/office/word/2006/wordml" xmlns:wps="http://schemas.microsoft.com/office/word/2010/wordprocessingShape" mc:Ignorable="w14 w15 w16se w16cid w16 w16cex w16sdtdh w16sdtfl w16du wp14">
   <w:body>
     <w:p>
+      <w:pPr>
+        <w:rPr>
+          <w:rFonts w:ascii="Times New Roman" w:hAnsi="Times New Roman" w:cs="Times New Roman"/>
+        </w:rPr>
+      </w:pPr>
       <w:r>
+        <w:rPr>
+          <w:rFonts w:ascii="Times New Roman" w:hAnsi="Times New Roman" w:cs="Times New Roman"/>
+        </w:rPr>
         <w:t>Тест-кейсы по 4 блоку</w:t>
       </w:r>
     </w:p>
-    <w:p/>
+    <w:p>
+      <w:pPr>
+        <w:rPr>
+          <w:rFonts w:ascii="Times New Roman" w:hAnsi="Times New Roman" w:cs="Times New Roman"/>
+        </w:rPr>
+      </w:pPr>
+      <w:r>
+        <w:rPr>
+          <w:rFonts w:ascii="Times New Roman" w:hAnsi="Times New Roman" w:cs="Times New Roman"/>
+          <w:lang w:val="en-US"/>
+        </w:rPr>
+        <w:t>https</w:t>
+      </w:r>
+      <w:r>
+        <w:rPr>
+          <w:rFonts w:ascii="Times New Roman" w:hAnsi="Times New Roman" w:cs="Times New Roman"/>
+        </w:rPr>
+        <w:t>://</w:t>
+      </w:r>
+      <w:proofErr w:type="spellStart"/>
+      <w:r>
+        <w:rPr>
+          <w:rFonts w:ascii="Times New Roman" w:hAnsi="Times New Roman" w:cs="Times New Roman"/>
+          <w:lang w:val="en-US"/>
+        </w:rPr>
+        <w:t>github</w:t>
+      </w:r>
+      <w:proofErr w:type="spellEnd"/>
+      <w:r>
+        <w:rPr>
+          <w:rFonts w:ascii="Times New Roman" w:hAnsi="Times New Roman" w:cs="Times New Roman"/>
+        </w:rPr>
+        <w:t>.</w:t>
+      </w:r>
+      <w:r>
+        <w:rPr>
+          <w:rFonts w:ascii="Times New Roman" w:hAnsi="Times New Roman" w:cs="Times New Roman"/>
+          <w:lang w:val="en-US"/>
+        </w:rPr>
+        <w:t>com</w:t>
+      </w:r>
+      <w:r>
+        <w:rPr>
+          <w:rFonts w:ascii="Times New Roman" w:hAnsi="Times New Roman" w:cs="Times New Roman"/>
+        </w:rPr>
+        <w:t>/</w:t>
+      </w:r>
+      <w:proofErr w:type="spellStart"/>
+      <w:r>
+        <w:rPr>
+          <w:rFonts w:ascii="Times New Roman" w:hAnsi="Times New Roman" w:cs="Times New Roman"/>
+          <w:lang w:val="en-US"/>
+        </w:rPr>
+        <w:t>Rasimqa</w:t>
+      </w:r>
+      <w:proofErr w:type="spellEnd"/>
+      <w:r>
+        <w:rPr>
+          <w:rFonts w:ascii="Times New Roman" w:hAnsi="Times New Roman" w:cs="Times New Roman"/>
+        </w:rPr>
+        <w:t>/</w:t>
+      </w:r>
+      <w:proofErr w:type="spellStart"/>
+      <w:r>
+        <w:rPr>
+          <w:rFonts w:ascii="Times New Roman" w:hAnsi="Times New Roman" w:cs="Times New Roman"/>
+          <w:lang w:val="en-US"/>
+        </w:rPr>
+        <w:t>ekzam</w:t>
+      </w:r>
+      <w:proofErr w:type="spellEnd"/>
+      <w:r>
+        <w:rPr>
+          <w:rFonts w:ascii="Times New Roman" w:hAnsi="Times New Roman" w:cs="Times New Roman"/>
+        </w:rPr>
+        <w:t>_</w:t>
+      </w:r>
+      <w:proofErr w:type="spellStart"/>
+      <w:r>
+        <w:rPr>
+          <w:rFonts w:ascii="Times New Roman" w:hAnsi="Times New Roman" w:cs="Times New Roman"/>
+          <w:lang w:val="en-US"/>
+        </w:rPr>
+        <w:t>avalonia</w:t>
+      </w:r>
+      <w:proofErr w:type="spellEnd"/>
+    </w:p>
     <w:tbl>
       <w:tblPr>
-        <w:tblW w:w="0" w:type="auto"/>
+        <w:tblW w:w="9493" w:type="dxa"/>
         <w:tblBorders>
           <w:top w:val="single" w:sz="4" w:space="0" w:color="auto"/>
           <w:left w:val="single" w:sz="4" w:space="0" w:color="auto"/>
@@ -23,484 +117,865 @@
         <w:tblLook w:val="0000" w:firstRow="0" w:lastRow="0" w:firstColumn="0" w:lastColumn="0" w:noHBand="0" w:noVBand="0"/>
       </w:tblPr>
       <w:tblGrid>
-        <w:gridCol w:w="1336"/>
-        <w:gridCol w:w="1336"/>
-        <w:gridCol w:w="1336"/>
-        <w:gridCol w:w="1336"/>
-        <w:gridCol w:w="1337"/>
-        <w:gridCol w:w="1337"/>
-        <w:gridCol w:w="1337"/>
+        <w:gridCol w:w="846"/>
+        <w:gridCol w:w="1559"/>
+        <w:gridCol w:w="1603"/>
+        <w:gridCol w:w="1090"/>
+        <w:gridCol w:w="142"/>
+        <w:gridCol w:w="1276"/>
+        <w:gridCol w:w="1502"/>
+        <w:gridCol w:w="1475"/>
       </w:tblGrid>
       <w:tr>
-        <w:tblPrEx>
-          <w:tblCellMar>
-            <w:top w:w="0" w:type="dxa"/>
-            <w:bottom w:w="0" w:type="dxa"/>
-          </w:tblCellMar>
-        </w:tblPrEx>
-        <w:tc>
-          <w:tcPr>
-            <w:tcW w:w="1336" w:type="dxa"/>
-          </w:tcPr>
-          <w:p>
-            <w:r>
+        <w:tc>
+          <w:tcPr>
+            <w:tcW w:w="846" w:type="dxa"/>
+          </w:tcPr>
+          <w:p>
+            <w:pPr>
+              <w:rPr>
+                <w:rFonts w:ascii="Times New Roman" w:hAnsi="Times New Roman" w:cs="Times New Roman"/>
+              </w:rPr>
+            </w:pPr>
+            <w:r>
+              <w:rPr>
+                <w:rFonts w:ascii="Times New Roman" w:hAnsi="Times New Roman" w:cs="Times New Roman"/>
+              </w:rPr>
               <w:t>№</w:t>
             </w:r>
           </w:p>
         </w:tc>
         <w:tc>
           <w:tcPr>
-            <w:tcW w:w="1336" w:type="dxa"/>
-          </w:tcPr>
-          <w:p>
-            <w:r>
+            <w:tcW w:w="1559" w:type="dxa"/>
+          </w:tcPr>
+          <w:p>
+            <w:pPr>
+              <w:rPr>
+                <w:rFonts w:ascii="Times New Roman" w:hAnsi="Times New Roman" w:cs="Times New Roman"/>
+              </w:rPr>
+            </w:pPr>
+            <w:r>
+              <w:rPr>
+                <w:rFonts w:ascii="Times New Roman" w:hAnsi="Times New Roman" w:cs="Times New Roman"/>
+              </w:rPr>
               <w:t>Функция</w:t>
             </w:r>
           </w:p>
         </w:tc>
         <w:tc>
           <w:tcPr>
-            <w:tcW w:w="1336" w:type="dxa"/>
-          </w:tcPr>
-          <w:p>
-            <w:r>
+            <w:tcW w:w="1603" w:type="dxa"/>
+          </w:tcPr>
+          <w:p>
+            <w:pPr>
+              <w:rPr>
+                <w:rFonts w:ascii="Times New Roman" w:hAnsi="Times New Roman" w:cs="Times New Roman"/>
+              </w:rPr>
+            </w:pPr>
+            <w:r>
+              <w:rPr>
+                <w:rFonts w:ascii="Times New Roman" w:hAnsi="Times New Roman" w:cs="Times New Roman"/>
+              </w:rPr>
               <w:t>Предусловие</w:t>
             </w:r>
           </w:p>
         </w:tc>
         <w:tc>
           <w:tcPr>
-            <w:tcW w:w="1336" w:type="dxa"/>
-          </w:tcPr>
-          <w:p>
-            <w:r>
+            <w:tcW w:w="1090" w:type="dxa"/>
+          </w:tcPr>
+          <w:p>
+            <w:pPr>
+              <w:rPr>
+                <w:rFonts w:ascii="Times New Roman" w:hAnsi="Times New Roman" w:cs="Times New Roman"/>
+              </w:rPr>
+            </w:pPr>
+            <w:r>
+              <w:rPr>
+                <w:rFonts w:ascii="Times New Roman" w:hAnsi="Times New Roman" w:cs="Times New Roman"/>
+              </w:rPr>
               <w:t>Шаги</w:t>
             </w:r>
           </w:p>
         </w:tc>
         <w:tc>
           <w:tcPr>
-            <w:tcW w:w="1337" w:type="dxa"/>
-          </w:tcPr>
-          <w:p>
-            <w:r>
+            <w:tcW w:w="1418" w:type="dxa"/>
+            <w:gridSpan w:val="2"/>
+          </w:tcPr>
+          <w:p>
+            <w:pPr>
+              <w:rPr>
+                <w:rFonts w:ascii="Times New Roman" w:hAnsi="Times New Roman" w:cs="Times New Roman"/>
+              </w:rPr>
+            </w:pPr>
+            <w:r>
+              <w:rPr>
+                <w:rFonts w:ascii="Times New Roman" w:hAnsi="Times New Roman" w:cs="Times New Roman"/>
+              </w:rPr>
               <w:t>Ожидаемый результат</w:t>
             </w:r>
           </w:p>
         </w:tc>
         <w:tc>
           <w:tcPr>
-            <w:tcW w:w="1337" w:type="dxa"/>
-          </w:tcPr>
-          <w:p>
-            <w:r>
+            <w:tcW w:w="1502" w:type="dxa"/>
+          </w:tcPr>
+          <w:p>
+            <w:pPr>
+              <w:rPr>
+                <w:rFonts w:ascii="Times New Roman" w:hAnsi="Times New Roman" w:cs="Times New Roman"/>
+              </w:rPr>
+            </w:pPr>
+            <w:r>
+              <w:rPr>
+                <w:rFonts w:ascii="Times New Roman" w:hAnsi="Times New Roman" w:cs="Times New Roman"/>
+              </w:rPr>
               <w:t>Фактический результат</w:t>
             </w:r>
           </w:p>
         </w:tc>
         <w:tc>
           <w:tcPr>
-            <w:tcW w:w="1337" w:type="dxa"/>
-          </w:tcPr>
-          <w:p>
-            <w:r>
+            <w:tcW w:w="1475" w:type="dxa"/>
+          </w:tcPr>
+          <w:p>
+            <w:pPr>
+              <w:rPr>
+                <w:rFonts w:ascii="Times New Roman" w:hAnsi="Times New Roman" w:cs="Times New Roman"/>
+              </w:rPr>
+            </w:pPr>
+            <w:r>
+              <w:rPr>
+                <w:rFonts w:ascii="Times New Roman" w:hAnsi="Times New Roman" w:cs="Times New Roman"/>
+              </w:rPr>
               <w:t>Комментарий</w:t>
             </w:r>
           </w:p>
         </w:tc>
       </w:tr>
       <w:tr>
-        <w:tblPrEx>
-          <w:tblCellMar>
-            <w:top w:w="0" w:type="dxa"/>
-            <w:bottom w:w="0" w:type="dxa"/>
-          </w:tblCellMar>
-        </w:tblPrEx>
-        <w:tc>
-          <w:tcPr>
-            <w:tcW w:w="1336" w:type="dxa"/>
-          </w:tcPr>
-          <w:p>
-            <w:r>
+        <w:tc>
+          <w:tcPr>
+            <w:tcW w:w="846" w:type="dxa"/>
+          </w:tcPr>
+          <w:p>
+            <w:pPr>
+              <w:rPr>
+                <w:rFonts w:ascii="Times New Roman" w:hAnsi="Times New Roman" w:cs="Times New Roman"/>
+              </w:rPr>
+            </w:pPr>
+            <w:r>
+              <w:rPr>
+                <w:rFonts w:ascii="Times New Roman" w:hAnsi="Times New Roman" w:cs="Times New Roman"/>
+              </w:rPr>
               <w:t>TC-01</w:t>
             </w:r>
           </w:p>
         </w:tc>
         <w:tc>
           <w:tcPr>
-            <w:tcW w:w="1336" w:type="dxa"/>
-          </w:tcPr>
-          <w:p>
-            <w:r>
+            <w:tcW w:w="1559" w:type="dxa"/>
+          </w:tcPr>
+          <w:p>
+            <w:pPr>
+              <w:rPr>
+                <w:rFonts w:ascii="Times New Roman" w:hAnsi="Times New Roman" w:cs="Times New Roman"/>
+              </w:rPr>
+            </w:pPr>
+            <w:r>
+              <w:rPr>
+                <w:rFonts w:ascii="Times New Roman" w:hAnsi="Times New Roman" w:cs="Times New Roman"/>
+              </w:rPr>
               <w:t>Постраничный вывод списка</w:t>
             </w:r>
           </w:p>
         </w:tc>
         <w:tc>
           <w:tcPr>
-            <w:tcW w:w="1336" w:type="dxa"/>
-          </w:tcPr>
-          <w:p>
-            <w:r>
-              <w:t>В БД &gt; 3 услуг</w:t>
-            </w:r>
-          </w:p>
-        </w:tc>
-        <w:tc>
-          <w:tcPr>
-            <w:tcW w:w="1336" w:type="dxa"/>
-          </w:tcPr>
-          <w:p>
-            <w:r>
+            <w:tcW w:w="1603" w:type="dxa"/>
+          </w:tcPr>
+          <w:p>
+            <w:pPr>
+              <w:rPr>
+                <w:rFonts w:ascii="Times New Roman" w:hAnsi="Times New Roman" w:cs="Times New Roman"/>
+              </w:rPr>
+            </w:pPr>
+            <w:r>
+              <w:rPr>
+                <w:rFonts w:ascii="Times New Roman" w:hAnsi="Times New Roman" w:cs="Times New Roman"/>
+              </w:rPr>
+              <w:t xml:space="preserve">В </w:t>
+            </w:r>
+            <w:proofErr w:type="gramStart"/>
+            <w:r>
+              <w:rPr>
+                <w:rFonts w:ascii="Times New Roman" w:hAnsi="Times New Roman" w:cs="Times New Roman"/>
+              </w:rPr>
+              <w:t>БД &gt;</w:t>
+            </w:r>
+            <w:proofErr w:type="gramEnd"/>
+            <w:r>
+              <w:rPr>
+                <w:rFonts w:ascii="Times New Roman" w:hAnsi="Times New Roman" w:cs="Times New Roman"/>
+              </w:rPr>
+              <w:t xml:space="preserve"> 3 услуг</w:t>
+            </w:r>
+          </w:p>
+        </w:tc>
+        <w:tc>
+          <w:tcPr>
+            <w:tcW w:w="1232" w:type="dxa"/>
+            <w:gridSpan w:val="2"/>
+          </w:tcPr>
+          <w:p>
+            <w:pPr>
+              <w:rPr>
+                <w:rFonts w:ascii="Times New Roman" w:hAnsi="Times New Roman" w:cs="Times New Roman"/>
+              </w:rPr>
+            </w:pPr>
+            <w:r>
+              <w:rPr>
+                <w:rFonts w:ascii="Times New Roman" w:hAnsi="Times New Roman" w:cs="Times New Roman"/>
+              </w:rPr>
               <w:t>Вход -&gt; открыть список -&gt; листать страницы</w:t>
             </w:r>
           </w:p>
         </w:tc>
         <w:tc>
           <w:tcPr>
-            <w:tcW w:w="1337" w:type="dxa"/>
-          </w:tcPr>
-          <w:p>
-            <w:r>
+            <w:tcW w:w="1276" w:type="dxa"/>
+          </w:tcPr>
+          <w:p>
+            <w:pPr>
+              <w:rPr>
+                <w:rFonts w:ascii="Times New Roman" w:hAnsi="Times New Roman" w:cs="Times New Roman"/>
+              </w:rPr>
+            </w:pPr>
+            <w:r>
+              <w:rPr>
+                <w:rFonts w:ascii="Times New Roman" w:hAnsi="Times New Roman" w:cs="Times New Roman"/>
+              </w:rPr>
               <w:t>Не более 3 карточек на странице, индикатор верный</w:t>
             </w:r>
           </w:p>
         </w:tc>
         <w:tc>
           <w:tcPr>
-            <w:tcW w:w="1337" w:type="dxa"/>
-          </w:tcPr>
-          <w:p>
-            <w:r>
+            <w:tcW w:w="1502" w:type="dxa"/>
+          </w:tcPr>
+          <w:p>
+            <w:pPr>
+              <w:rPr>
+                <w:rFonts w:ascii="Times New Roman" w:hAnsi="Times New Roman" w:cs="Times New Roman"/>
+              </w:rPr>
+            </w:pPr>
+            <w:r>
+              <w:rPr>
+                <w:rFonts w:ascii="Times New Roman" w:hAnsi="Times New Roman" w:cs="Times New Roman"/>
+              </w:rPr>
               <w:t>Соответствует</w:t>
             </w:r>
           </w:p>
         </w:tc>
         <w:tc>
           <w:tcPr>
-            <w:tcW w:w="1337" w:type="dxa"/>
-          </w:tcPr>
-          <w:p>
-            <w:r>
+            <w:tcW w:w="1475" w:type="dxa"/>
+          </w:tcPr>
+          <w:p>
+            <w:pPr>
+              <w:rPr>
+                <w:rFonts w:ascii="Times New Roman" w:hAnsi="Times New Roman" w:cs="Times New Roman"/>
+              </w:rPr>
+            </w:pPr>
+            <w:r>
+              <w:rPr>
+                <w:rFonts w:ascii="Times New Roman" w:hAnsi="Times New Roman" w:cs="Times New Roman"/>
+              </w:rPr>
               <w:t>UI проверка</w:t>
             </w:r>
           </w:p>
         </w:tc>
       </w:tr>
       <w:tr>
-        <w:tblPrEx>
-          <w:tblCellMar>
-            <w:top w:w="0" w:type="dxa"/>
-            <w:bottom w:w="0" w:type="dxa"/>
-          </w:tblCellMar>
-        </w:tblPrEx>
-        <w:tc>
-          <w:tcPr>
-            <w:tcW w:w="1336" w:type="dxa"/>
-          </w:tcPr>
-          <w:p>
-            <w:r>
+        <w:tc>
+          <w:tcPr>
+            <w:tcW w:w="846" w:type="dxa"/>
+          </w:tcPr>
+          <w:p>
+            <w:pPr>
+              <w:rPr>
+                <w:rFonts w:ascii="Times New Roman" w:hAnsi="Times New Roman" w:cs="Times New Roman"/>
+              </w:rPr>
+            </w:pPr>
+            <w:r>
+              <w:rPr>
+                <w:rFonts w:ascii="Times New Roman" w:hAnsi="Times New Roman" w:cs="Times New Roman"/>
+              </w:rPr>
               <w:t>TC-02</w:t>
             </w:r>
           </w:p>
         </w:tc>
         <w:tc>
           <w:tcPr>
-            <w:tcW w:w="1336" w:type="dxa"/>
-          </w:tcPr>
-          <w:p>
-            <w:r>
+            <w:tcW w:w="1559" w:type="dxa"/>
+          </w:tcPr>
+          <w:p>
+            <w:pPr>
+              <w:rPr>
+                <w:rFonts w:ascii="Times New Roman" w:hAnsi="Times New Roman" w:cs="Times New Roman"/>
+              </w:rPr>
+            </w:pPr>
+            <w:r>
+              <w:rPr>
+                <w:rFonts w:ascii="Times New Roman" w:hAnsi="Times New Roman" w:cs="Times New Roman"/>
+              </w:rPr>
               <w:t>Сортировка по алфавиту</w:t>
             </w:r>
           </w:p>
         </w:tc>
         <w:tc>
           <w:tcPr>
-            <w:tcW w:w="1336" w:type="dxa"/>
-          </w:tcPr>
-          <w:p>
-            <w:r>
+            <w:tcW w:w="1603" w:type="dxa"/>
+          </w:tcPr>
+          <w:p>
+            <w:pPr>
+              <w:rPr>
+                <w:rFonts w:ascii="Times New Roman" w:hAnsi="Times New Roman" w:cs="Times New Roman"/>
+              </w:rPr>
+            </w:pPr>
+            <w:r>
+              <w:rPr>
+                <w:rFonts w:ascii="Times New Roman" w:hAnsi="Times New Roman" w:cs="Times New Roman"/>
+              </w:rPr>
               <w:t>Есть услуги с разными названиями</w:t>
             </w:r>
           </w:p>
         </w:tc>
         <w:tc>
           <w:tcPr>
-            <w:tcW w:w="1336" w:type="dxa"/>
-          </w:tcPr>
-          <w:p>
-            <w:r>
-              <w:t>Нажать Сортировать А-Я</w:t>
-            </w:r>
-          </w:p>
-        </w:tc>
-        <w:tc>
-          <w:tcPr>
-            <w:tcW w:w="1337" w:type="dxa"/>
-          </w:tcPr>
-          <w:p>
-            <w:r>
+            <w:tcW w:w="1232" w:type="dxa"/>
+            <w:gridSpan w:val="2"/>
+          </w:tcPr>
+          <w:p>
+            <w:pPr>
+              <w:rPr>
+                <w:rFonts w:ascii="Times New Roman" w:hAnsi="Times New Roman" w:cs="Times New Roman"/>
+              </w:rPr>
+            </w:pPr>
+            <w:proofErr w:type="gramStart"/>
+            <w:r>
+              <w:rPr>
+                <w:rFonts w:ascii="Times New Roman" w:hAnsi="Times New Roman" w:cs="Times New Roman"/>
+              </w:rPr>
+              <w:t>Нажать</w:t>
+            </w:r>
+            <w:proofErr w:type="gramEnd"/>
+            <w:r>
+              <w:rPr>
+                <w:rFonts w:ascii="Times New Roman" w:hAnsi="Times New Roman" w:cs="Times New Roman"/>
+              </w:rPr>
+              <w:t xml:space="preserve"> Сортировать А-Я</w:t>
+            </w:r>
+          </w:p>
+        </w:tc>
+        <w:tc>
+          <w:tcPr>
+            <w:tcW w:w="1276" w:type="dxa"/>
+          </w:tcPr>
+          <w:p>
+            <w:pPr>
+              <w:rPr>
+                <w:rFonts w:ascii="Times New Roman" w:hAnsi="Times New Roman" w:cs="Times New Roman"/>
+              </w:rPr>
+            </w:pPr>
+            <w:r>
+              <w:rPr>
+                <w:rFonts w:ascii="Times New Roman" w:hAnsi="Times New Roman" w:cs="Times New Roman"/>
+              </w:rPr>
               <w:t>Список упорядочен А-Я</w:t>
             </w:r>
           </w:p>
         </w:tc>
         <w:tc>
           <w:tcPr>
-            <w:tcW w:w="1337" w:type="dxa"/>
-          </w:tcPr>
-          <w:p>
-            <w:r>
+            <w:tcW w:w="1502" w:type="dxa"/>
+          </w:tcPr>
+          <w:p>
+            <w:pPr>
+              <w:rPr>
+                <w:rFonts w:ascii="Times New Roman" w:hAnsi="Times New Roman" w:cs="Times New Roman"/>
+              </w:rPr>
+            </w:pPr>
+            <w:r>
+              <w:rPr>
+                <w:rFonts w:ascii="Times New Roman" w:hAnsi="Times New Roman" w:cs="Times New Roman"/>
+              </w:rPr>
               <w:t>Соответствует</w:t>
             </w:r>
           </w:p>
         </w:tc>
         <w:tc>
           <w:tcPr>
-            <w:tcW w:w="1337" w:type="dxa"/>
-          </w:tcPr>
-          <w:p>
-            <w:r>
+            <w:tcW w:w="1475" w:type="dxa"/>
+          </w:tcPr>
+          <w:p>
+            <w:pPr>
+              <w:rPr>
+                <w:rFonts w:ascii="Times New Roman" w:hAnsi="Times New Roman" w:cs="Times New Roman"/>
+              </w:rPr>
+            </w:pPr>
+            <w:r>
+              <w:rPr>
+                <w:rFonts w:ascii="Times New Roman" w:hAnsi="Times New Roman" w:cs="Times New Roman"/>
+              </w:rPr>
               <w:t>Проверка сортировки</w:t>
             </w:r>
           </w:p>
         </w:tc>
       </w:tr>
       <w:tr>
-        <w:tblPrEx>
-          <w:tblCellMar>
-            <w:top w:w="0" w:type="dxa"/>
-            <w:bottom w:w="0" w:type="dxa"/>
-          </w:tblCellMar>
-        </w:tblPrEx>
-        <w:tc>
-          <w:tcPr>
-            <w:tcW w:w="1336" w:type="dxa"/>
-          </w:tcPr>
-          <w:p>
-            <w:r>
+        <w:tc>
+          <w:tcPr>
+            <w:tcW w:w="846" w:type="dxa"/>
+          </w:tcPr>
+          <w:p>
+            <w:pPr>
+              <w:rPr>
+                <w:rFonts w:ascii="Times New Roman" w:hAnsi="Times New Roman" w:cs="Times New Roman"/>
+              </w:rPr>
+            </w:pPr>
+            <w:r>
+              <w:rPr>
+                <w:rFonts w:ascii="Times New Roman" w:hAnsi="Times New Roman" w:cs="Times New Roman"/>
+              </w:rPr>
               <w:t>TC-03</w:t>
             </w:r>
           </w:p>
         </w:tc>
         <w:tc>
           <w:tcPr>
-            <w:tcW w:w="1336" w:type="dxa"/>
-          </w:tcPr>
-          <w:p>
-            <w:r>
+            <w:tcW w:w="1559" w:type="dxa"/>
+          </w:tcPr>
+          <w:p>
+            <w:pPr>
+              <w:rPr>
+                <w:rFonts w:ascii="Times New Roman" w:hAnsi="Times New Roman" w:cs="Times New Roman"/>
+              </w:rPr>
+            </w:pPr>
+            <w:r>
+              <w:rPr>
+                <w:rFonts w:ascii="Times New Roman" w:hAnsi="Times New Roman" w:cs="Times New Roman"/>
+              </w:rPr>
               <w:t>Редактирование выбранной записи</w:t>
             </w:r>
           </w:p>
         </w:tc>
         <w:tc>
           <w:tcPr>
-            <w:tcW w:w="1336" w:type="dxa"/>
-          </w:tcPr>
-          <w:p>
-            <w:r>
+            <w:tcW w:w="1603" w:type="dxa"/>
+          </w:tcPr>
+          <w:p>
+            <w:pPr>
+              <w:rPr>
+                <w:rFonts w:ascii="Times New Roman" w:hAnsi="Times New Roman" w:cs="Times New Roman"/>
+              </w:rPr>
+            </w:pPr>
+            <w:r>
+              <w:rPr>
+                <w:rFonts w:ascii="Times New Roman" w:hAnsi="Times New Roman" w:cs="Times New Roman"/>
+              </w:rPr>
               <w:t>Есть выбранная услуга</w:t>
             </w:r>
           </w:p>
         </w:tc>
         <w:tc>
           <w:tcPr>
-            <w:tcW w:w="1336" w:type="dxa"/>
-          </w:tcPr>
-          <w:p>
-            <w:r>
+            <w:tcW w:w="1232" w:type="dxa"/>
+            <w:gridSpan w:val="2"/>
+          </w:tcPr>
+          <w:p>
+            <w:pPr>
+              <w:rPr>
+                <w:rFonts w:ascii="Times New Roman" w:hAnsi="Times New Roman" w:cs="Times New Roman"/>
+              </w:rPr>
+            </w:pPr>
+            <w:r>
+              <w:rPr>
+                <w:rFonts w:ascii="Times New Roman" w:hAnsi="Times New Roman" w:cs="Times New Roman"/>
+              </w:rPr>
               <w:t>Выбрать -&gt; Редактировать -&gt; Сохранить</w:t>
             </w:r>
           </w:p>
         </w:tc>
         <w:tc>
           <w:tcPr>
-            <w:tcW w:w="1337" w:type="dxa"/>
-          </w:tcPr>
-          <w:p>
-            <w:r>
+            <w:tcW w:w="1276" w:type="dxa"/>
+          </w:tcPr>
+          <w:p>
+            <w:pPr>
+              <w:rPr>
+                <w:rFonts w:ascii="Times New Roman" w:hAnsi="Times New Roman" w:cs="Times New Roman"/>
+              </w:rPr>
+            </w:pPr>
+            <w:r>
+              <w:rPr>
+                <w:rFonts w:ascii="Times New Roman" w:hAnsi="Times New Roman" w:cs="Times New Roman"/>
+              </w:rPr>
               <w:t>Изменения применились в UI и БД</w:t>
             </w:r>
           </w:p>
         </w:tc>
         <w:tc>
           <w:tcPr>
-            <w:tcW w:w="1337" w:type="dxa"/>
-          </w:tcPr>
-          <w:p>
-            <w:r>
+            <w:tcW w:w="1502" w:type="dxa"/>
+          </w:tcPr>
+          <w:p>
+            <w:pPr>
+              <w:rPr>
+                <w:rFonts w:ascii="Times New Roman" w:hAnsi="Times New Roman" w:cs="Times New Roman"/>
+              </w:rPr>
+            </w:pPr>
+            <w:r>
+              <w:rPr>
+                <w:rFonts w:ascii="Times New Roman" w:hAnsi="Times New Roman" w:cs="Times New Roman"/>
+              </w:rPr>
               <w:t>Соответствует</w:t>
             </w:r>
           </w:p>
         </w:tc>
         <w:tc>
           <w:tcPr>
-            <w:tcW w:w="1337" w:type="dxa"/>
-          </w:tcPr>
-          <w:p>
-            <w:r>
-              <w:t>Проверка update</w:t>
-            </w:r>
+            <w:tcW w:w="1475" w:type="dxa"/>
+          </w:tcPr>
+          <w:p>
+            <w:pPr>
+              <w:rPr>
+                <w:rFonts w:ascii="Times New Roman" w:hAnsi="Times New Roman" w:cs="Times New Roman"/>
+              </w:rPr>
+            </w:pPr>
+            <w:r>
+              <w:rPr>
+                <w:rFonts w:ascii="Times New Roman" w:hAnsi="Times New Roman" w:cs="Times New Roman"/>
+              </w:rPr>
+              <w:t xml:space="preserve">Проверка </w:t>
+            </w:r>
+            <w:proofErr w:type="spellStart"/>
+            <w:r>
+              <w:rPr>
+                <w:rFonts w:ascii="Times New Roman" w:hAnsi="Times New Roman" w:cs="Times New Roman"/>
+              </w:rPr>
+              <w:t>update</w:t>
+            </w:r>
+            <w:proofErr w:type="spellEnd"/>
           </w:p>
         </w:tc>
       </w:tr>
       <w:tr>
-        <w:tblPrEx>
-          <w:tblCellMar>
-            <w:top w:w="0" w:type="dxa"/>
-            <w:bottom w:w="0" w:type="dxa"/>
-          </w:tblCellMar>
-        </w:tblPrEx>
-        <w:tc>
-          <w:tcPr>
-            <w:tcW w:w="1336" w:type="dxa"/>
-          </w:tcPr>
-          <w:p>
-            <w:r>
+        <w:tc>
+          <w:tcPr>
+            <w:tcW w:w="846" w:type="dxa"/>
+          </w:tcPr>
+          <w:p>
+            <w:pPr>
+              <w:rPr>
+                <w:rFonts w:ascii="Times New Roman" w:hAnsi="Times New Roman" w:cs="Times New Roman"/>
+              </w:rPr>
+            </w:pPr>
+            <w:r>
+              <w:rPr>
+                <w:rFonts w:ascii="Times New Roman" w:hAnsi="Times New Roman" w:cs="Times New Roman"/>
+              </w:rPr>
               <w:t>TC-04</w:t>
             </w:r>
           </w:p>
         </w:tc>
         <w:tc>
           <w:tcPr>
-            <w:tcW w:w="1336" w:type="dxa"/>
-          </w:tcPr>
-          <w:p>
-            <w:r>
+            <w:tcW w:w="1559" w:type="dxa"/>
+          </w:tcPr>
+          <w:p>
+            <w:pPr>
+              <w:rPr>
+                <w:rFonts w:ascii="Times New Roman" w:hAnsi="Times New Roman" w:cs="Times New Roman"/>
+              </w:rPr>
+            </w:pPr>
+            <w:r>
+              <w:rPr>
+                <w:rFonts w:ascii="Times New Roman" w:hAnsi="Times New Roman" w:cs="Times New Roman"/>
+              </w:rPr>
               <w:t>Фиксация времени последнего изменения</w:t>
             </w:r>
           </w:p>
         </w:tc>
         <w:tc>
           <w:tcPr>
-            <w:tcW w:w="1336" w:type="dxa"/>
-          </w:tcPr>
-          <w:p>
-            <w:r>
+            <w:tcW w:w="1603" w:type="dxa"/>
+          </w:tcPr>
+          <w:p>
+            <w:pPr>
+              <w:rPr>
+                <w:rFonts w:ascii="Times New Roman" w:hAnsi="Times New Roman" w:cs="Times New Roman"/>
+              </w:rPr>
+            </w:pPr>
+            <w:r>
+              <w:rPr>
+                <w:rFonts w:ascii="Times New Roman" w:hAnsi="Times New Roman" w:cs="Times New Roman"/>
+              </w:rPr>
               <w:t>Есть запись для редактирования</w:t>
             </w:r>
           </w:p>
         </w:tc>
         <w:tc>
           <w:tcPr>
-            <w:tcW w:w="1336" w:type="dxa"/>
-          </w:tcPr>
-          <w:p>
-            <w:r>
+            <w:tcW w:w="1232" w:type="dxa"/>
+            <w:gridSpan w:val="2"/>
+          </w:tcPr>
+          <w:p>
+            <w:pPr>
+              <w:rPr>
+                <w:rFonts w:ascii="Times New Roman" w:hAnsi="Times New Roman" w:cs="Times New Roman"/>
+              </w:rPr>
+            </w:pPr>
+            <w:r>
+              <w:rPr>
+                <w:rFonts w:ascii="Times New Roman" w:hAnsi="Times New Roman" w:cs="Times New Roman"/>
+              </w:rPr>
               <w:t>Изменить цену -&gt; Сохранить</w:t>
             </w:r>
           </w:p>
         </w:tc>
         <w:tc>
           <w:tcPr>
-            <w:tcW w:w="1337" w:type="dxa"/>
-          </w:tcPr>
-          <w:p>
-            <w:r>
-              <w:t>Поле last_modified_date обновилось</w:t>
-            </w:r>
-          </w:p>
-        </w:tc>
-        <w:tc>
-          <w:tcPr>
-            <w:tcW w:w="1337" w:type="dxa"/>
-          </w:tcPr>
-          <w:p>
-            <w:r>
+            <w:tcW w:w="1276" w:type="dxa"/>
+          </w:tcPr>
+          <w:p>
+            <w:pPr>
+              <w:rPr>
+                <w:rFonts w:ascii="Times New Roman" w:hAnsi="Times New Roman" w:cs="Times New Roman"/>
+                <w:lang w:val="en-US"/>
+              </w:rPr>
+            </w:pPr>
+            <w:r>
+              <w:rPr>
+                <w:rFonts w:ascii="Times New Roman" w:hAnsi="Times New Roman" w:cs="Times New Roman"/>
+              </w:rPr>
+              <w:t>Поле</w:t>
+            </w:r>
+            <w:r>
+              <w:rPr>
+                <w:rFonts w:ascii="Times New Roman" w:hAnsi="Times New Roman" w:cs="Times New Roman"/>
+                <w:lang w:val="en-US"/>
+              </w:rPr>
+              <w:t xml:space="preserve"> </w:t>
+            </w:r>
+            <w:proofErr w:type="spellStart"/>
+            <w:r>
+              <w:rPr>
+                <w:rFonts w:ascii="Times New Roman" w:hAnsi="Times New Roman" w:cs="Times New Roman"/>
+                <w:lang w:val="en-US"/>
+              </w:rPr>
+              <w:t>last_modified_date</w:t>
+            </w:r>
+            <w:proofErr w:type="spellEnd"/>
+            <w:r>
+              <w:rPr>
+                <w:rFonts w:ascii="Times New Roman" w:hAnsi="Times New Roman" w:cs="Times New Roman"/>
+                <w:lang w:val="en-US"/>
+              </w:rPr>
+              <w:t xml:space="preserve"> </w:t>
+            </w:r>
+            <w:r>
+              <w:rPr>
+                <w:rFonts w:ascii="Times New Roman" w:hAnsi="Times New Roman" w:cs="Times New Roman"/>
+              </w:rPr>
+              <w:t>обновилось</w:t>
+            </w:r>
+          </w:p>
+        </w:tc>
+        <w:tc>
+          <w:tcPr>
+            <w:tcW w:w="1502" w:type="dxa"/>
+          </w:tcPr>
+          <w:p>
+            <w:pPr>
+              <w:rPr>
+                <w:rFonts w:ascii="Times New Roman" w:hAnsi="Times New Roman" w:cs="Times New Roman"/>
+              </w:rPr>
+            </w:pPr>
+            <w:r>
+              <w:rPr>
+                <w:rFonts w:ascii="Times New Roman" w:hAnsi="Times New Roman" w:cs="Times New Roman"/>
+              </w:rPr>
               <w:t>Соответствует</w:t>
             </w:r>
           </w:p>
         </w:tc>
         <w:tc>
           <w:tcPr>
-            <w:tcW w:w="1337" w:type="dxa"/>
-          </w:tcPr>
-          <w:p>
-            <w:r>
+            <w:tcW w:w="1475" w:type="dxa"/>
+          </w:tcPr>
+          <w:p>
+            <w:pPr>
+              <w:rPr>
+                <w:rFonts w:ascii="Times New Roman" w:hAnsi="Times New Roman" w:cs="Times New Roman"/>
+              </w:rPr>
+            </w:pPr>
+            <w:r>
+              <w:rPr>
+                <w:rFonts w:ascii="Times New Roman" w:hAnsi="Times New Roman" w:cs="Times New Roman"/>
+              </w:rPr>
               <w:t>Критичный пункт</w:t>
             </w:r>
           </w:p>
         </w:tc>
       </w:tr>
       <w:tr>
-        <w:tblPrEx>
-          <w:tblCellMar>
-            <w:top w:w="0" w:type="dxa"/>
-            <w:bottom w:w="0" w:type="dxa"/>
-          </w:tblCellMar>
-        </w:tblPrEx>
-        <w:tc>
-          <w:tcPr>
-            <w:tcW w:w="1336" w:type="dxa"/>
-          </w:tcPr>
-          <w:p>
-            <w:r>
+        <w:tc>
+          <w:tcPr>
+            <w:tcW w:w="846" w:type="dxa"/>
+          </w:tcPr>
+          <w:p>
+            <w:pPr>
+              <w:rPr>
+                <w:rFonts w:ascii="Times New Roman" w:hAnsi="Times New Roman" w:cs="Times New Roman"/>
+              </w:rPr>
+            </w:pPr>
+            <w:r>
+              <w:rPr>
+                <w:rFonts w:ascii="Times New Roman" w:hAnsi="Times New Roman" w:cs="Times New Roman"/>
+              </w:rPr>
               <w:t>TC-05</w:t>
             </w:r>
           </w:p>
         </w:tc>
         <w:tc>
           <w:tcPr>
-            <w:tcW w:w="1336" w:type="dxa"/>
-          </w:tcPr>
-          <w:p>
-            <w:r>
+            <w:tcW w:w="1559" w:type="dxa"/>
+          </w:tcPr>
+          <w:p>
+            <w:pPr>
+              <w:rPr>
+                <w:rFonts w:ascii="Times New Roman" w:hAnsi="Times New Roman" w:cs="Times New Roman"/>
+              </w:rPr>
+            </w:pPr>
+            <w:r>
+              <w:rPr>
+                <w:rFonts w:ascii="Times New Roman" w:hAnsi="Times New Roman" w:cs="Times New Roman"/>
+              </w:rPr>
               <w:t>Добавление данных</w:t>
             </w:r>
           </w:p>
         </w:tc>
         <w:tc>
           <w:tcPr>
-            <w:tcW w:w="1336" w:type="dxa"/>
-          </w:tcPr>
-          <w:p>
-            <w:r>
+            <w:tcW w:w="1603" w:type="dxa"/>
+          </w:tcPr>
+          <w:p>
+            <w:pPr>
+              <w:rPr>
+                <w:rFonts w:ascii="Times New Roman" w:hAnsi="Times New Roman" w:cs="Times New Roman"/>
+              </w:rPr>
+            </w:pPr>
+            <w:r>
+              <w:rPr>
+                <w:rFonts w:ascii="Times New Roman" w:hAnsi="Times New Roman" w:cs="Times New Roman"/>
+              </w:rPr>
               <w:t>Есть доступ к БД</w:t>
             </w:r>
           </w:p>
         </w:tc>
         <w:tc>
           <w:tcPr>
-            <w:tcW w:w="1336" w:type="dxa"/>
-          </w:tcPr>
-          <w:p>
-            <w:r>
+            <w:tcW w:w="1232" w:type="dxa"/>
+            <w:gridSpan w:val="2"/>
+          </w:tcPr>
+          <w:p>
+            <w:pPr>
+              <w:rPr>
+                <w:rFonts w:ascii="Times New Roman" w:hAnsi="Times New Roman" w:cs="Times New Roman"/>
+              </w:rPr>
+            </w:pPr>
+            <w:r>
+              <w:rPr>
+                <w:rFonts w:ascii="Times New Roman" w:hAnsi="Times New Roman" w:cs="Times New Roman"/>
+              </w:rPr>
               <w:t>Добавить -&gt; заполнить -&gt; Сохранить</w:t>
             </w:r>
           </w:p>
         </w:tc>
         <w:tc>
           <w:tcPr>
-            <w:tcW w:w="1337" w:type="dxa"/>
-          </w:tcPr>
-          <w:p>
-            <w:r>
+            <w:tcW w:w="1276" w:type="dxa"/>
+          </w:tcPr>
+          <w:p>
+            <w:pPr>
+              <w:rPr>
+                <w:rFonts w:ascii="Times New Roman" w:hAnsi="Times New Roman" w:cs="Times New Roman"/>
+              </w:rPr>
+            </w:pPr>
+            <w:r>
+              <w:rPr>
+                <w:rFonts w:ascii="Times New Roman" w:hAnsi="Times New Roman" w:cs="Times New Roman"/>
+              </w:rPr>
               <w:t>Новая услуга появилась в списке</w:t>
             </w:r>
           </w:p>
         </w:tc>
         <w:tc>
           <w:tcPr>
-            <w:tcW w:w="1337" w:type="dxa"/>
-          </w:tcPr>
-          <w:p>
-            <w:r>
+            <w:tcW w:w="1502" w:type="dxa"/>
+          </w:tcPr>
+          <w:p>
+            <w:pPr>
+              <w:rPr>
+                <w:rFonts w:ascii="Times New Roman" w:hAnsi="Times New Roman" w:cs="Times New Roman"/>
+              </w:rPr>
+            </w:pPr>
+            <w:r>
+              <w:rPr>
+                <w:rFonts w:ascii="Times New Roman" w:hAnsi="Times New Roman" w:cs="Times New Roman"/>
+              </w:rPr>
               <w:t>Соответствует</w:t>
             </w:r>
           </w:p>
         </w:tc>
         <w:tc>
           <w:tcPr>
-            <w:tcW w:w="1337" w:type="dxa"/>
-          </w:tcPr>
-          <w:p>
-            <w:r>
-              <w:t>Проверка create</w:t>
-            </w:r>
+            <w:tcW w:w="1475" w:type="dxa"/>
+          </w:tcPr>
+          <w:p>
+            <w:pPr>
+              <w:rPr>
+                <w:rFonts w:ascii="Times New Roman" w:hAnsi="Times New Roman" w:cs="Times New Roman"/>
+              </w:rPr>
+            </w:pPr>
+            <w:r>
+              <w:rPr>
+                <w:rFonts w:ascii="Times New Roman" w:hAnsi="Times New Roman" w:cs="Times New Roman"/>
+              </w:rPr>
+              <w:t xml:space="preserve">Проверка </w:t>
+            </w:r>
+            <w:proofErr w:type="spellStart"/>
+            <w:r>
+              <w:rPr>
+                <w:rFonts w:ascii="Times New Roman" w:hAnsi="Times New Roman" w:cs="Times New Roman"/>
+              </w:rPr>
+              <w:t>create</w:t>
+            </w:r>
+            <w:proofErr w:type="spellEnd"/>
           </w:p>
         </w:tc>
       </w:tr>
     </w:tbl>
-    <w:p/>
+    <w:p>
+      <w:pPr>
+        <w:rPr>
+          <w:rFonts w:ascii="Times New Roman" w:hAnsi="Times New Roman" w:cs="Times New Roman"/>
+        </w:rPr>
+      </w:pPr>
+    </w:p>
     <w:sectPr>
       <w:pgSz w:w="11906" w:h="16838"/>
       <w:pgMar w:top="1134" w:right="850" w:bottom="1134" w:left="1701" w:header="708" w:footer="708" w:gutter="0"/>
